--- a/CMA_B1_Ch03_Handouts.docx
+++ b/CMA_B1_Ch03_Handouts.docx
@@ -14,7 +14,7 @@
           <w:sz w:val="40"/>
           <w:szCs w:val="40"/>
         </w:rPr>
-        <w:t xml:space="preserve">Handout 3.1 · Section 3.3</w:t>
+        <w:t xml:space="preserve">Handout 3.1 · Unusual items and discontinued operations</w:t>
       </w:r>
     </w:p>
     <w:p>
@@ -3321,7 +3321,7 @@
           <w:sz w:val="40"/>
           <w:szCs w:val="40"/>
         </w:rPr>
-        <w:t xml:space="preserve">Handout 3.2 · The tables and figures</w:t>
+        <w:t xml:space="preserve">Handout 3.2 · Income Statement and Comprehensive Income: the figures and the schedules</w:t>
       </w:r>
     </w:p>
     <w:p>
@@ -6352,7 +6352,7 @@
           <w:sz w:val="40"/>
           <w:szCs w:val="40"/>
         </w:rPr>
-        <w:t xml:space="preserve">Handout 3.3 · The tables and figures · part 3</w:t>
+        <w:t xml:space="preserve">Handout 3.3 · Income Statement and Comprehensive Income: the figures and the schedules · part 2</w:t>
       </w:r>
     </w:p>
     <w:p>
@@ -9338,7 +9338,7 @@
           <w:sz w:val="40"/>
           <w:szCs w:val="40"/>
         </w:rPr>
-        <w:t xml:space="preserve">Handout 3.4 · The practice set</w:t>
+        <w:t xml:space="preserve">Handout 3.4 · Income Statement and Comprehensive Income: exam practice</w:t>
       </w:r>
     </w:p>
     <w:p>
@@ -13833,7 +13833,7 @@
               <w:sz w:val="16"/>
               <w:szCs w:val="16"/>
             </w:rPr>
-            <w:t xml:space="preserve">Handout 3.1 · Section 3.3</w:t>
+            <w:t xml:space="preserve">Handout 3.1 · Unusual items and discontinued operations</w:t>
           </w:r>
         </w:p>
       </w:tc>
@@ -13924,7 +13924,7 @@
               <w:sz w:val="16"/>
               <w:szCs w:val="16"/>
             </w:rPr>
-            <w:t xml:space="preserve">Handout 3.2 · The tables and figures</w:t>
+            <w:t xml:space="preserve">Handout 3.2 · Income Statement and Comprehensive Income: the figures and the schedules</w:t>
           </w:r>
         </w:p>
       </w:tc>
@@ -14015,7 +14015,7 @@
               <w:sz w:val="16"/>
               <w:szCs w:val="16"/>
             </w:rPr>
-            <w:t xml:space="preserve">Handout 3.3 · The tables and figures · part 3</w:t>
+            <w:t xml:space="preserve">Handout 3.3 · Income Statement and Comprehensive Income: the figures and the schedules · part 2</w:t>
           </w:r>
         </w:p>
       </w:tc>
@@ -14106,7 +14106,7 @@
               <w:sz w:val="16"/>
               <w:szCs w:val="16"/>
             </w:rPr>
-            <w:t xml:space="preserve">Handout 3.4 · The practice set</w:t>
+            <w:t xml:space="preserve">Handout 3.4 · Income Statement and Comprehensive Income: exam practice</w:t>
           </w:r>
         </w:p>
       </w:tc>
